--- a/module-5/essenburg-assignment-5.2.docx
+++ b/module-5/essenburg-assignment-5.2.docx
@@ -343,19 +343,16 @@
       </w:r>
       <w:proofErr w:type="gramEnd"/>
       <w:r>
-        <w:t xml:space="preserve"> Michigander anniversary. Michigan has so far won the best place to live award with the amazing diversity, food, sports, and I’m not thirty minutes away from the nearest grocery store anymore, </w:t>
+        <w:t xml:space="preserve"> Michigander anniversary. Michigan has so far won the best place to live award with the amazing diversity, food, sports, and I’m not thirty minutes away from the nearest grocery store anymore, but little middle of nowhere Ohio will always be </w:t>
       </w:r>
       <w:proofErr w:type="gramStart"/>
       <w:r>
-        <w:t>but little</w:t>
+        <w:t>home.</w:t>
+      </w:r>
+      <w:r>
+        <w:t>“</w:t>
       </w:r>
       <w:proofErr w:type="gramEnd"/>
-      <w:r>
-        <w:t xml:space="preserve"> middle of nowhere Ohio will always be home.</w:t>
-      </w:r>
-      <w:r>
-        <w:t>“</w:t>
-      </w:r>
     </w:p>
     <w:p>
       <w:pPr>
@@ -838,7 +835,7 @@
           <w:szCs w:val="28"/>
         </w:rPr>
         <w:drawing>
-          <wp:inline distT="0" distB="0" distL="0" distR="0" wp14:anchorId="27BAC585" wp14:editId="2AFF43E7">
+          <wp:inline distT="0" distB="0" distL="0" distR="0" wp14:anchorId="27BAC585" wp14:editId="4E1EE188">
             <wp:extent cx="2853349" cy="3562114"/>
             <wp:effectExtent l="0" t="0" r="4445" b="635"/>
             <wp:docPr id="672104086" name="Picture 1"/>
@@ -893,7 +890,7 @@
           <w:szCs w:val="28"/>
         </w:rPr>
         <w:drawing>
-          <wp:inline distT="0" distB="0" distL="0" distR="0" wp14:anchorId="1BB86C4D" wp14:editId="0F723245">
+          <wp:inline distT="0" distB="0" distL="0" distR="0" wp14:anchorId="1BB86C4D" wp14:editId="67D0BE3C">
             <wp:extent cx="2000250" cy="3556003"/>
             <wp:effectExtent l="0" t="0" r="0" b="6350"/>
             <wp:docPr id="561585832" name="Picture 9"/>
@@ -1594,7 +1591,7 @@
           <w:noProof/>
         </w:rPr>
         <w:drawing>
-          <wp:inline distT="0" distB="0" distL="0" distR="0" wp14:anchorId="6FBC6BEC" wp14:editId="584FB0EA">
+          <wp:inline distT="0" distB="0" distL="0" distR="0" wp14:anchorId="6FBC6BEC" wp14:editId="2CCA4BF5">
             <wp:extent cx="2931290" cy="1952625"/>
             <wp:effectExtent l="0" t="0" r="2540" b="0"/>
             <wp:docPr id="208800166" name="Picture 12"/>
@@ -1647,7 +1644,7 @@
           <w:noProof/>
         </w:rPr>
         <w:drawing>
-          <wp:inline distT="0" distB="0" distL="0" distR="0" wp14:anchorId="5CDD4F5D" wp14:editId="07AECF34">
+          <wp:inline distT="0" distB="0" distL="0" distR="0" wp14:anchorId="5CDD4F5D" wp14:editId="123F9881">
             <wp:extent cx="2914650" cy="1943100"/>
             <wp:effectExtent l="0" t="0" r="0" b="0"/>
             <wp:docPr id="432419257" name="Picture 13"/>
@@ -1802,9 +1799,444 @@
       <w:pPr>
         <w:spacing w:line="240" w:lineRule="auto"/>
       </w:pPr>
+      <w:r>
+        <w:tab/>
+        <w:t xml:space="preserve">Rebecca Norris is a twenty-nine-year-old woman born and raised in the Ohio countryside along her three siblings. Although life with her father was difficult, she grew up admiring her mother for how hard she worked providing for their family. She also enjoyed visiting her grandparents </w:t>
+      </w:r>
+      <w:r>
+        <w:t>often and</w:t>
+      </w:r>
+      <w:r>
+        <w:t xml:space="preserve"> fondly remembers tagging along with her grandfather as he tackled the daily chores. In high school, she enjoyed many activities such as marching band and her first job working at a haunted house. However, she considers her first real job to be the deli she worked at once she had grown up and moved to Kentucky. From there she worked at many different places: a nursing home, cleaning a bank, making sandwiches, packing car parts, </w:t>
+      </w:r>
+      <w:r>
+        <w:t>childcare</w:t>
+      </w:r>
+      <w:r>
+        <w:t>, and a hardware store! Eventually, she found herself in Michigan where she found her true home, and her true passion for piercing!</w:t>
+      </w:r>
+    </w:p>
+    <w:p>
+      <w:pPr>
+        <w:spacing w:line="240" w:lineRule="auto"/>
+      </w:pPr>
+      <w:r>
+        <w:tab/>
+        <w:t>Although she loved working as a piercer, the company she began with turned out to be run by bad people. She could not stand watching owners allowing employees to be harassed and assaulted, so she left. Now she is enjoying her "</w:t>
+      </w:r>
+      <w:r>
+        <w:t>housewife</w:t>
+      </w:r>
+      <w:r>
+        <w:t xml:space="preserve"> era" at home with Ryan, her boyfriend of four years. Her focus now is to get her driver's license and find a new shop to pierce at. She loved to help others express themselves through body modifications and is looking forward to returning to this job more than anything! Until then, she is happy to be able to cook and clean and enjoy her other hobbies such as baking, spending time with her cat Bean, and playing video games. Oh, and being obsessed with Nicholas Cage, of course.</w:t>
+      </w:r>
+    </w:p>
+    <w:p>
+      <w:pPr>
+        <w:spacing w:line="240" w:lineRule="auto"/>
+      </w:pPr>
+      <w:r>
+        <w:tab/>
+        <w:t>"Tell your friends you love them. No, it's not weird. Sometimes all anyone needs is a hug and reminded that someone cares." -Rebecca Norris</w:t>
+      </w:r>
+    </w:p>
+    <w:p>
+      <w:pPr>
+        <w:spacing w:line="240" w:lineRule="auto"/>
+      </w:pPr>
+    </w:p>
+    <w:p>
+      <w:pPr>
+        <w:spacing w:line="240" w:lineRule="auto"/>
+      </w:pPr>
+    </w:p>
+    <w:p>
+      <w:pPr>
+        <w:spacing w:line="240" w:lineRule="auto"/>
+      </w:pPr>
+    </w:p>
+    <w:p>
+      <w:pPr>
+        <w:spacing w:line="240" w:lineRule="auto"/>
+      </w:pPr>
+    </w:p>
+    <w:p>
+      <w:pPr>
+        <w:spacing w:line="240" w:lineRule="auto"/>
+      </w:pPr>
+    </w:p>
+    <w:p>
+      <w:pPr>
+        <w:spacing w:line="240" w:lineRule="auto"/>
+      </w:pPr>
+    </w:p>
+    <w:p>
+      <w:pPr>
+        <w:spacing w:line="240" w:lineRule="auto"/>
+      </w:pPr>
+    </w:p>
+    <w:p>
+      <w:pPr>
+        <w:spacing w:line="240" w:lineRule="auto"/>
+      </w:pPr>
+    </w:p>
+    <w:p>
+      <w:pPr>
+        <w:spacing w:line="240" w:lineRule="auto"/>
+      </w:pPr>
+    </w:p>
+    <w:p>
+      <w:pPr>
+        <w:spacing w:line="240" w:lineRule="auto"/>
+      </w:pPr>
+    </w:p>
+    <w:p>
+      <w:pPr>
+        <w:spacing w:line="240" w:lineRule="auto"/>
+      </w:pPr>
+    </w:p>
+    <w:p>
+      <w:pPr>
+        <w:spacing w:line="240" w:lineRule="auto"/>
+        <w:rPr>
+          <w:i/>
+          <w:iCs/>
+          <w:sz w:val="28"/>
+          <w:szCs w:val="28"/>
+        </w:rPr>
+      </w:pPr>
+      <w:r>
+        <w:rPr>
+          <w:i/>
+          <w:iCs/>
+          <w:sz w:val="28"/>
+          <w:szCs w:val="28"/>
+        </w:rPr>
+        <w:lastRenderedPageBreak/>
+        <w:t>Wireframes</w:t>
+      </w:r>
+      <w:r>
+        <w:rPr>
+          <w:i/>
+          <w:iCs/>
+          <w:sz w:val="28"/>
+          <w:szCs w:val="28"/>
+        </w:rPr>
+        <w:t>:</w:t>
+      </w:r>
+    </w:p>
+    <w:p>
+      <w:pPr>
+        <w:spacing w:line="240" w:lineRule="auto"/>
+      </w:pPr>
+      <w:r>
+        <w:rPr>
+          <w:noProof/>
+        </w:rPr>
+        <w:drawing>
+          <wp:inline distT="0" distB="0" distL="0" distR="0" wp14:anchorId="0441E8DA" wp14:editId="3BDBAB0F">
+            <wp:extent cx="2895600" cy="2171700"/>
+            <wp:effectExtent l="0" t="0" r="0" b="0"/>
+            <wp:docPr id="941088800" name="Picture 1"/>
+            <wp:cNvGraphicFramePr>
+              <a:graphicFrameLocks xmlns:a="http://schemas.openxmlformats.org/drawingml/2006/main" noChangeAspect="1"/>
+            </wp:cNvGraphicFramePr>
+            <a:graphic xmlns:a="http://schemas.openxmlformats.org/drawingml/2006/main">
+              <a:graphicData uri="http://schemas.openxmlformats.org/drawingml/2006/picture">
+                <pic:pic xmlns:pic="http://schemas.openxmlformats.org/drawingml/2006/picture">
+                  <pic:nvPicPr>
+                    <pic:cNvPr id="941088800" name="Picture 941088800"/>
+                    <pic:cNvPicPr/>
+                  </pic:nvPicPr>
+                  <pic:blipFill>
+                    <a:blip r:embed="rId22" cstate="print">
+                      <a:extLst>
+                        <a:ext uri="{28A0092B-C50C-407E-A947-70E740481C1C}">
+                          <a14:useLocalDpi xmlns:a14="http://schemas.microsoft.com/office/drawing/2010/main" val="0"/>
+                        </a:ext>
+                      </a:extLst>
+                    </a:blip>
+                    <a:stretch>
+                      <a:fillRect/>
+                    </a:stretch>
+                  </pic:blipFill>
+                  <pic:spPr>
+                    <a:xfrm>
+                      <a:off x="0" y="0"/>
+                      <a:ext cx="2903012" cy="2177259"/>
+                    </a:xfrm>
+                    <a:prstGeom prst="rect">
+                      <a:avLst/>
+                    </a:prstGeom>
+                  </pic:spPr>
+                </pic:pic>
+              </a:graphicData>
+            </a:graphic>
+          </wp:inline>
+        </w:drawing>
+      </w:r>
+      <w:r>
+        <w:rPr>
+          <w:noProof/>
+        </w:rPr>
+        <w:drawing>
+          <wp:inline distT="0" distB="0" distL="0" distR="0" wp14:anchorId="3F28C0B3" wp14:editId="2ED4FC31">
+            <wp:extent cx="2905125" cy="2178844"/>
+            <wp:effectExtent l="0" t="0" r="0" b="0"/>
+            <wp:docPr id="1400550689" name="Picture 2"/>
+            <wp:cNvGraphicFramePr>
+              <a:graphicFrameLocks xmlns:a="http://schemas.openxmlformats.org/drawingml/2006/main" noChangeAspect="1"/>
+            </wp:cNvGraphicFramePr>
+            <a:graphic xmlns:a="http://schemas.openxmlformats.org/drawingml/2006/main">
+              <a:graphicData uri="http://schemas.openxmlformats.org/drawingml/2006/picture">
+                <pic:pic xmlns:pic="http://schemas.openxmlformats.org/drawingml/2006/picture">
+                  <pic:nvPicPr>
+                    <pic:cNvPr id="1400550689" name="Picture 1400550689"/>
+                    <pic:cNvPicPr/>
+                  </pic:nvPicPr>
+                  <pic:blipFill>
+                    <a:blip r:embed="rId23" cstate="print">
+                      <a:extLst>
+                        <a:ext uri="{28A0092B-C50C-407E-A947-70E740481C1C}">
+                          <a14:useLocalDpi xmlns:a14="http://schemas.microsoft.com/office/drawing/2010/main" val="0"/>
+                        </a:ext>
+                      </a:extLst>
+                    </a:blip>
+                    <a:stretch>
+                      <a:fillRect/>
+                    </a:stretch>
+                  </pic:blipFill>
+                  <pic:spPr>
+                    <a:xfrm>
+                      <a:off x="0" y="0"/>
+                      <a:ext cx="2917774" cy="2188331"/>
+                    </a:xfrm>
+                    <a:prstGeom prst="rect">
+                      <a:avLst/>
+                    </a:prstGeom>
+                  </pic:spPr>
+                </pic:pic>
+              </a:graphicData>
+            </a:graphic>
+          </wp:inline>
+        </w:drawing>
+      </w:r>
+      <w:r>
+        <w:rPr>
+          <w:noProof/>
+        </w:rPr>
+        <w:drawing>
+          <wp:inline distT="0" distB="0" distL="0" distR="0" wp14:anchorId="52F65E0A" wp14:editId="7B84C05F">
+            <wp:extent cx="2901525" cy="2176145"/>
+            <wp:effectExtent l="0" t="0" r="0" b="0"/>
+            <wp:docPr id="2120549778" name="Picture 3"/>
+            <wp:cNvGraphicFramePr>
+              <a:graphicFrameLocks xmlns:a="http://schemas.openxmlformats.org/drawingml/2006/main" noChangeAspect="1"/>
+            </wp:cNvGraphicFramePr>
+            <a:graphic xmlns:a="http://schemas.openxmlformats.org/drawingml/2006/main">
+              <a:graphicData uri="http://schemas.openxmlformats.org/drawingml/2006/picture">
+                <pic:pic xmlns:pic="http://schemas.openxmlformats.org/drawingml/2006/picture">
+                  <pic:nvPicPr>
+                    <pic:cNvPr id="2120549778" name="Picture 2120549778"/>
+                    <pic:cNvPicPr/>
+                  </pic:nvPicPr>
+                  <pic:blipFill>
+                    <a:blip r:embed="rId24" cstate="print">
+                      <a:extLst>
+                        <a:ext uri="{28A0092B-C50C-407E-A947-70E740481C1C}">
+                          <a14:useLocalDpi xmlns:a14="http://schemas.microsoft.com/office/drawing/2010/main" val="0"/>
+                        </a:ext>
+                      </a:extLst>
+                    </a:blip>
+                    <a:stretch>
+                      <a:fillRect/>
+                    </a:stretch>
+                  </pic:blipFill>
+                  <pic:spPr>
+                    <a:xfrm>
+                      <a:off x="0" y="0"/>
+                      <a:ext cx="2910082" cy="2182562"/>
+                    </a:xfrm>
+                    <a:prstGeom prst="rect">
+                      <a:avLst/>
+                    </a:prstGeom>
+                  </pic:spPr>
+                </pic:pic>
+              </a:graphicData>
+            </a:graphic>
+          </wp:inline>
+        </w:drawing>
+      </w:r>
+      <w:r>
+        <w:rPr>
+          <w:noProof/>
+        </w:rPr>
+        <w:drawing>
+          <wp:inline distT="0" distB="0" distL="0" distR="0" wp14:anchorId="52AF0F21" wp14:editId="60E2E554">
+            <wp:extent cx="2921001" cy="2190750"/>
+            <wp:effectExtent l="0" t="0" r="0" b="0"/>
+            <wp:docPr id="1045718205" name="Picture 4"/>
+            <wp:cNvGraphicFramePr>
+              <a:graphicFrameLocks xmlns:a="http://schemas.openxmlformats.org/drawingml/2006/main" noChangeAspect="1"/>
+            </wp:cNvGraphicFramePr>
+            <a:graphic xmlns:a="http://schemas.openxmlformats.org/drawingml/2006/main">
+              <a:graphicData uri="http://schemas.openxmlformats.org/drawingml/2006/picture">
+                <pic:pic xmlns:pic="http://schemas.openxmlformats.org/drawingml/2006/picture">
+                  <pic:nvPicPr>
+                    <pic:cNvPr id="1045718205" name="Picture 1045718205"/>
+                    <pic:cNvPicPr/>
+                  </pic:nvPicPr>
+                  <pic:blipFill>
+                    <a:blip r:embed="rId25" cstate="print">
+                      <a:extLst>
+                        <a:ext uri="{28A0092B-C50C-407E-A947-70E740481C1C}">
+                          <a14:useLocalDpi xmlns:a14="http://schemas.microsoft.com/office/drawing/2010/main" val="0"/>
+                        </a:ext>
+                      </a:extLst>
+                    </a:blip>
+                    <a:stretch>
+                      <a:fillRect/>
+                    </a:stretch>
+                  </pic:blipFill>
+                  <pic:spPr>
+                    <a:xfrm>
+                      <a:off x="0" y="0"/>
+                      <a:ext cx="2927461" cy="2195595"/>
+                    </a:xfrm>
+                    <a:prstGeom prst="rect">
+                      <a:avLst/>
+                    </a:prstGeom>
+                  </pic:spPr>
+                </pic:pic>
+              </a:graphicData>
+            </a:graphic>
+          </wp:inline>
+        </w:drawing>
+      </w:r>
+    </w:p>
+    <w:p>
+      <w:pPr>
+        <w:spacing w:line="240" w:lineRule="auto"/>
+      </w:pPr>
+    </w:p>
+    <w:p>
+      <w:pPr>
+        <w:spacing w:line="240" w:lineRule="auto"/>
+      </w:pPr>
+    </w:p>
+    <w:p>
+      <w:pPr>
+        <w:spacing w:line="240" w:lineRule="auto"/>
+      </w:pPr>
+    </w:p>
+    <w:p>
+      <w:pPr>
+        <w:spacing w:line="240" w:lineRule="auto"/>
+      </w:pPr>
+    </w:p>
+    <w:p>
+      <w:pPr>
+        <w:spacing w:line="240" w:lineRule="auto"/>
+      </w:pPr>
+    </w:p>
+    <w:p>
+      <w:pPr>
+        <w:spacing w:line="240" w:lineRule="auto"/>
+      </w:pPr>
+    </w:p>
+    <w:p>
+      <w:pPr>
+        <w:spacing w:line="240" w:lineRule="auto"/>
+      </w:pPr>
+    </w:p>
+    <w:p>
+      <w:pPr>
+        <w:spacing w:line="240" w:lineRule="auto"/>
+      </w:pPr>
+    </w:p>
+    <w:p>
+      <w:pPr>
+        <w:spacing w:line="240" w:lineRule="auto"/>
+      </w:pPr>
+    </w:p>
+    <w:p>
+      <w:pPr>
+        <w:spacing w:line="240" w:lineRule="auto"/>
+      </w:pPr>
+    </w:p>
+    <w:p>
+      <w:pPr>
+        <w:spacing w:line="240" w:lineRule="auto"/>
+        <w:rPr>
+          <w:i/>
+          <w:iCs/>
+          <w:sz w:val="28"/>
+          <w:szCs w:val="28"/>
+        </w:rPr>
+      </w:pPr>
+      <w:r>
+        <w:rPr>
+          <w:i/>
+          <w:iCs/>
+          <w:sz w:val="28"/>
+          <w:szCs w:val="28"/>
+        </w:rPr>
+        <w:lastRenderedPageBreak/>
+        <w:t>Screenshot of Style Guide:</w:t>
+      </w:r>
+    </w:p>
+    <w:p>
+      <w:pPr>
+        <w:spacing w:line="240" w:lineRule="auto"/>
+      </w:pPr>
+      <w:r>
+        <w:drawing>
+          <wp:inline distT="0" distB="0" distL="0" distR="0" wp14:anchorId="552AD377" wp14:editId="68AC127B">
+            <wp:extent cx="5943600" cy="6033770"/>
+            <wp:effectExtent l="0" t="0" r="0" b="5080"/>
+            <wp:docPr id="1685138189" name="Picture 1"/>
+            <wp:cNvGraphicFramePr>
+              <a:graphicFrameLocks xmlns:a="http://schemas.openxmlformats.org/drawingml/2006/main" noChangeAspect="1"/>
+            </wp:cNvGraphicFramePr>
+            <a:graphic xmlns:a="http://schemas.openxmlformats.org/drawingml/2006/main">
+              <a:graphicData uri="http://schemas.openxmlformats.org/drawingml/2006/picture">
+                <pic:pic xmlns:pic="http://schemas.openxmlformats.org/drawingml/2006/picture">
+                  <pic:nvPicPr>
+                    <pic:cNvPr id="1685138189" name=""/>
+                    <pic:cNvPicPr/>
+                  </pic:nvPicPr>
+                  <pic:blipFill>
+                    <a:blip r:embed="rId26"/>
+                    <a:stretch>
+                      <a:fillRect/>
+                    </a:stretch>
+                  </pic:blipFill>
+                  <pic:spPr>
+                    <a:xfrm>
+                      <a:off x="0" y="0"/>
+                      <a:ext cx="5943600" cy="6033770"/>
+                    </a:xfrm>
+                    <a:prstGeom prst="rect">
+                      <a:avLst/>
+                    </a:prstGeom>
+                  </pic:spPr>
+                </pic:pic>
+              </a:graphicData>
+            </a:graphic>
+          </wp:inline>
+        </w:drawing>
+      </w:r>
+    </w:p>
+    <w:p>
+      <w:pPr>
+        <w:spacing w:line="240" w:lineRule="auto"/>
+      </w:pPr>
+      <w:r>
+        <w:t>There is a high possibility the buttons’ color will be changed so they don’t clash quite as much, but the basic style is there. The fonts and the color palette were what I had in mind. I have all the images and the color palette in folders within my module-5 folder, as well.</w:t>
+      </w:r>
     </w:p>
     <w:sectPr>
-      <w:headerReference w:type="default" r:id="rId22"/>
+      <w:headerReference w:type="default" r:id="rId27"/>
       <w:pgSz w:w="12240" w:h="15840"/>
       <w:pgMar w:top="1440" w:right="1440" w:bottom="1440" w:left="1440" w:header="720" w:footer="720" w:gutter="0"/>
       <w:cols w:space="720"/>
@@ -3538,6 +3970,7 @@
   <w:style w:type="paragraph" w:default="1" w:styleId="Normal">
     <w:name w:val="Normal"/>
     <w:qFormat/>
+    <w:rsid w:val="00C61B21"/>
   </w:style>
   <w:style w:type="paragraph" w:styleId="Heading1">
     <w:name w:val="heading 1"/>
@@ -3741,6 +4174,7 @@
   <w:style w:type="character" w:default="1" w:styleId="DefaultParagraphFont">
     <w:name w:val="Default Paragraph Font"/>
     <w:uiPriority w:val="1"/>
+    <w:semiHidden/>
     <w:unhideWhenUsed/>
   </w:style>
   <w:style w:type="table" w:default="1" w:styleId="TableNormal">
